--- a/PortalPet_설치_사용_설명서.docx
+++ b/PortalPet_설치_사용_설명서.docx
@@ -5,11 +5,7 @@
     <w:p>
       <w:pPr>
         <w:spacing w:after="100"/>
-        <w:rPr>
-          <w:rFonts w:hint="eastAsia"/>
-        </w:rPr>
       </w:pPr>
-      <w:proofErr w:type="spellStart"/>
       <w:r>
         <w:rPr>
           <w:b/>
@@ -18,18 +14,7 @@
           <w:sz w:val="44"/>
           <w:szCs w:val="44"/>
         </w:rPr>
-        <w:t>PortalPet</w:t>
-      </w:r>
-      <w:proofErr w:type="spellEnd"/>
-      <w:r>
-        <w:rPr>
-          <w:b/>
-          <w:bCs/>
-          <w:color w:val="2F5597"/>
-          <w:sz w:val="44"/>
-          <w:szCs w:val="44"/>
-        </w:rPr>
-        <w:t xml:space="preserve"> </w:t>
+        <w:t xml:space="preserve">PortalPet </w:t>
       </w:r>
       <w:r>
         <w:rPr>
@@ -110,14 +95,35 @@
           <w:sz w:val="44"/>
           <w:szCs w:val="44"/>
         </w:rPr>
-        <w:t>(v0.3.18)</w:t>
+        <w:t>(v0.3.</w:t>
+      </w:r>
+      <w:r>
+        <w:rPr>
+          <w:rFonts w:hint="eastAsia"/>
+          <w:b/>
+          <w:bCs/>
+          <w:color w:val="2F5597"/>
+          <w:sz w:val="44"/>
+          <w:szCs w:val="44"/>
+        </w:rPr>
+        <w:t>20</w:t>
+      </w:r>
+      <w:r>
+        <w:rPr>
+          <w:rFonts w:hint="eastAsia"/>
+          <w:b/>
+          <w:bCs/>
+          <w:color w:val="2F5597"/>
+          <w:sz w:val="44"/>
+          <w:szCs w:val="44"/>
+        </w:rPr>
+        <w:t>)</w:t>
       </w:r>
     </w:p>
     <w:p>
       <w:pPr>
         <w:spacing w:after="400"/>
       </w:pPr>
-      <w:proofErr w:type="spellStart"/>
       <w:r>
         <w:rPr>
           <w:color w:val="5A5A5A"/>
@@ -126,7 +132,6 @@
         </w:rPr>
         <w:t>업무포털</w:t>
       </w:r>
-      <w:proofErr w:type="spellEnd"/>
       <w:r>
         <w:rPr>
           <w:color w:val="5A5A5A"/>
@@ -135,7 +140,6 @@
         </w:rPr>
         <w:t xml:space="preserve"> </w:t>
       </w:r>
-      <w:proofErr w:type="spellStart"/>
       <w:r>
         <w:rPr>
           <w:color w:val="5A5A5A"/>
@@ -144,7 +148,6 @@
         </w:rPr>
         <w:t>원클릭</w:t>
       </w:r>
-      <w:proofErr w:type="spellEnd"/>
       <w:r>
         <w:rPr>
           <w:color w:val="5A5A5A"/>
@@ -200,13 +203,8 @@
         <w:spacing w:before="360" w:after="160"/>
       </w:pPr>
       <w:r>
-        <w:t xml:space="preserve">1. </w:t>
-      </w:r>
-      <w:proofErr w:type="spellStart"/>
-      <w:r>
-        <w:t>PortalPet</w:t>
-      </w:r>
-      <w:proofErr w:type="spellEnd"/>
+        <w:t>1. PortalPet</w:t>
+      </w:r>
       <w:r>
         <w:t>이란</w:t>
       </w:r>
@@ -218,11 +216,9 @@
       <w:pPr>
         <w:spacing w:after="120"/>
       </w:pPr>
-      <w:proofErr w:type="spellStart"/>
       <w:r>
         <w:t>PortalPet</w:t>
       </w:r>
-      <w:proofErr w:type="spellEnd"/>
       <w:r>
         <w:t>은</w:t>
       </w:r>
@@ -271,43 +267,33 @@
       <w:r>
         <w:t xml:space="preserve">, </w:t>
       </w:r>
-      <w:proofErr w:type="spellStart"/>
       <w:r>
         <w:t>나이스</w:t>
       </w:r>
-      <w:proofErr w:type="spellEnd"/>
       <w:r>
         <w:t xml:space="preserve"> · K-</w:t>
       </w:r>
-      <w:proofErr w:type="spellStart"/>
       <w:r>
         <w:t>에듀파인</w:t>
       </w:r>
-      <w:proofErr w:type="spellEnd"/>
       <w:r>
         <w:t xml:space="preserve"> · </w:t>
       </w:r>
-      <w:proofErr w:type="spellStart"/>
       <w:r>
         <w:t>업무협업</w:t>
       </w:r>
-      <w:proofErr w:type="spellEnd"/>
       <w:r>
         <w:t xml:space="preserve">G-ONE · </w:t>
       </w:r>
-      <w:proofErr w:type="spellStart"/>
       <w:r>
         <w:t>교육데이터포털</w:t>
       </w:r>
-      <w:proofErr w:type="spellEnd"/>
       <w:r>
         <w:t>(</w:t>
       </w:r>
-      <w:proofErr w:type="spellStart"/>
       <w:r>
         <w:t>교데통</w:t>
       </w:r>
-      <w:proofErr w:type="spellEnd"/>
       <w:r>
         <w:t xml:space="preserve">) </w:t>
       </w:r>
@@ -624,11 +610,9 @@
       <w:r>
         <w:t xml:space="preserve"> </w:t>
       </w:r>
-      <w:proofErr w:type="spellStart"/>
       <w:r>
         <w:t>내려받습니다</w:t>
       </w:r>
-      <w:proofErr w:type="spellEnd"/>
       <w:r>
         <w:t>.</w:t>
       </w:r>
@@ -1107,11 +1091,9 @@
         </w:numPr>
         <w:spacing w:after="60"/>
       </w:pPr>
-      <w:proofErr w:type="spellStart"/>
       <w:r>
         <w:t>내려받은</w:t>
       </w:r>
-      <w:proofErr w:type="spellEnd"/>
       <w:r>
         <w:t xml:space="preserve"> </w:t>
       </w:r>
@@ -1217,13 +1199,8 @@
         <w:t>끝나면</w:t>
       </w:r>
       <w:r>
-        <w:t xml:space="preserve"> </w:t>
-      </w:r>
-      <w:proofErr w:type="spellStart"/>
-      <w:r>
-        <w:t>PortalPet</w:t>
-      </w:r>
-      <w:proofErr w:type="spellEnd"/>
+        <w:t xml:space="preserve"> PortalPet</w:t>
+      </w:r>
       <w:r>
         <w:t>이</w:t>
       </w:r>
@@ -1285,7 +1262,7 @@
           <w:noProof/>
         </w:rPr>
         <w:drawing>
-          <wp:inline distT="0" distB="0" distL="0" distR="0" wp14:anchorId="6D46661A" wp14:editId="40C7DF6B">
+          <wp:inline distT="0" distB="0" distL="0" distR="0" wp14:anchorId="29BE5270" wp14:editId="056D4D23">
             <wp:extent cx="2926080" cy="1810668"/>
             <wp:effectExtent l="0" t="0" r="0" b="0"/>
             <wp:docPr id="4" name="Picture 4"/>
@@ -1328,7 +1305,7 @@
         </w:rPr>
         <w:lastRenderedPageBreak/>
         <w:drawing>
-          <wp:inline distT="0" distB="0" distL="0" distR="0" wp14:anchorId="4ED2DBF8" wp14:editId="0A4D999B">
+          <wp:inline distT="0" distB="0" distL="0" distR="0" wp14:anchorId="4D34DEE7" wp14:editId="00581DB0">
             <wp:extent cx="2926080" cy="1810668"/>
             <wp:effectExtent l="0" t="0" r="0" b="0"/>
             <wp:docPr id="5" name="Picture 5"/>
@@ -1370,7 +1347,7 @@
           <w:noProof/>
         </w:rPr>
         <w:drawing>
-          <wp:inline distT="0" distB="0" distL="0" distR="0" wp14:anchorId="5E0A80FC" wp14:editId="54032DCB">
+          <wp:inline distT="0" distB="0" distL="0" distR="0" wp14:anchorId="4F778D47" wp14:editId="3873BA4E">
             <wp:extent cx="2926080" cy="1810668"/>
             <wp:effectExtent l="0" t="0" r="0" b="0"/>
             <wp:docPr id="6" name="Picture 6"/>
@@ -1775,11 +1752,9 @@
       <w:r>
         <w:t xml:space="preserve"> </w:t>
       </w:r>
-      <w:proofErr w:type="spellStart"/>
       <w:r>
         <w:t>내려받아</w:t>
       </w:r>
-      <w:proofErr w:type="spellEnd"/>
       <w:r>
         <w:t xml:space="preserve"> </w:t>
       </w:r>
@@ -1863,9 +1838,203 @@
       </w:r>
     </w:p>
     <w:p>
-      <w:pPr/>
-      <w:r>
-        <w:t>프로그램을 실행할 때마다 자동으로 한 번 새 버전을 조용히 확인합니다 - 최신 버전이면 아무 알림 없이 넘어가고, 새 버전이 있을 때만 안내 창이 자동으로 뜹니다. 그 외에도 아래 방법으로 언제든 수동으로 확인할 수 있습니다.</w:t>
+      <w:r>
+        <w:t>프로그램을</w:t>
+      </w:r>
+      <w:r>
+        <w:t xml:space="preserve"> </w:t>
+      </w:r>
+      <w:r>
+        <w:t>실행할</w:t>
+      </w:r>
+      <w:r>
+        <w:t xml:space="preserve"> </w:t>
+      </w:r>
+      <w:r>
+        <w:t>때마다</w:t>
+      </w:r>
+      <w:r>
+        <w:t xml:space="preserve"> </w:t>
+      </w:r>
+      <w:r>
+        <w:t>자동으로</w:t>
+      </w:r>
+      <w:r>
+        <w:t xml:space="preserve"> </w:t>
+      </w:r>
+      <w:r>
+        <w:t>한</w:t>
+      </w:r>
+      <w:r>
+        <w:t xml:space="preserve"> </w:t>
+      </w:r>
+      <w:r>
+        <w:t>번</w:t>
+      </w:r>
+      <w:r>
+        <w:t xml:space="preserve"> </w:t>
+      </w:r>
+      <w:r>
+        <w:t>새</w:t>
+      </w:r>
+      <w:r>
+        <w:t xml:space="preserve"> </w:t>
+      </w:r>
+      <w:r>
+        <w:t>버전을</w:t>
+      </w:r>
+      <w:r>
+        <w:t xml:space="preserve"> </w:t>
+      </w:r>
+      <w:r>
+        <w:t>조용히</w:t>
+      </w:r>
+      <w:r>
+        <w:t xml:space="preserve"> </w:t>
+      </w:r>
+      <w:r>
+        <w:t>확인합니다</w:t>
+      </w:r>
+      <w:r>
+        <w:t xml:space="preserve"> - </w:t>
+      </w:r>
+      <w:r>
+        <w:t>최신</w:t>
+      </w:r>
+      <w:r>
+        <w:t xml:space="preserve"> </w:t>
+      </w:r>
+      <w:r>
+        <w:t>버전이면</w:t>
+      </w:r>
+      <w:r>
+        <w:t xml:space="preserve"> </w:t>
+      </w:r>
+      <w:r>
+        <w:t>아무</w:t>
+      </w:r>
+      <w:r>
+        <w:t xml:space="preserve"> </w:t>
+      </w:r>
+      <w:r>
+        <w:t>알림</w:t>
+      </w:r>
+      <w:r>
+        <w:t xml:space="preserve"> </w:t>
+      </w:r>
+      <w:r>
+        <w:t>없이</w:t>
+      </w:r>
+      <w:r>
+        <w:t xml:space="preserve"> </w:t>
+      </w:r>
+      <w:r>
+        <w:t>넘어가고</w:t>
+      </w:r>
+      <w:r>
+        <w:t xml:space="preserve">, </w:t>
+      </w:r>
+      <w:r>
+        <w:t>새</w:t>
+      </w:r>
+      <w:r>
+        <w:t xml:space="preserve"> </w:t>
+      </w:r>
+      <w:r>
+        <w:t>버전이</w:t>
+      </w:r>
+      <w:r>
+        <w:t xml:space="preserve"> </w:t>
+      </w:r>
+      <w:r>
+        <w:t>있을</w:t>
+      </w:r>
+      <w:r>
+        <w:t xml:space="preserve"> </w:t>
+      </w:r>
+      <w:r>
+        <w:t>때만</w:t>
+      </w:r>
+      <w:r>
+        <w:t xml:space="preserve"> </w:t>
+      </w:r>
+      <w:r>
+        <w:t>안내</w:t>
+      </w:r>
+      <w:r>
+        <w:t xml:space="preserve"> </w:t>
+      </w:r>
+      <w:r>
+        <w:t>창이</w:t>
+      </w:r>
+      <w:r>
+        <w:t xml:space="preserve"> </w:t>
+      </w:r>
+      <w:r>
+        <w:t>자동으로</w:t>
+      </w:r>
+      <w:r>
+        <w:t xml:space="preserve"> </w:t>
+      </w:r>
+      <w:r>
+        <w:t>뜹니다</w:t>
+      </w:r>
+      <w:r>
+        <w:t xml:space="preserve">. </w:t>
+      </w:r>
+      <w:r>
+        <w:t>그</w:t>
+      </w:r>
+      <w:r>
+        <w:t xml:space="preserve"> </w:t>
+      </w:r>
+      <w:r>
+        <w:t>외에도</w:t>
+      </w:r>
+      <w:r>
+        <w:t xml:space="preserve"> </w:t>
+      </w:r>
+      <w:r>
+        <w:t>아래</w:t>
+      </w:r>
+      <w:r>
+        <w:t xml:space="preserve"> </w:t>
+      </w:r>
+      <w:r>
+        <w:t>방법으로</w:t>
+      </w:r>
+      <w:r>
+        <w:t xml:space="preserve"> </w:t>
+      </w:r>
+      <w:r>
+        <w:t>언제든</w:t>
+      </w:r>
+      <w:r>
+        <w:t xml:space="preserve"> </w:t>
+      </w:r>
+      <w:r>
+        <w:t>수동으로</w:t>
+      </w:r>
+      <w:r>
+        <w:t xml:space="preserve"> </w:t>
+      </w:r>
+      <w:r>
+        <w:t>확인할</w:t>
+      </w:r>
+      <w:r>
+        <w:t xml:space="preserve"> </w:t>
+      </w:r>
+      <w:r>
+        <w:t>수</w:t>
+      </w:r>
+      <w:r>
+        <w:t xml:space="preserve"> </w:t>
+      </w:r>
+      <w:r>
+        <w:t>있습니다</w:t>
+      </w:r>
+      <w:r>
+        <w:t>.</w:t>
       </w:r>
     </w:p>
     <w:p>
@@ -1893,15 +2062,7 @@
         <w:t>트레이의</w:t>
       </w:r>
       <w:r>
-        <w:t xml:space="preserve"> </w:t>
-      </w:r>
-      <w:proofErr w:type="spellStart"/>
-      <w:r>
-        <w:t>PortalPet</w:t>
-      </w:r>
-      <w:proofErr w:type="spellEnd"/>
-      <w:r>
-        <w:t xml:space="preserve"> </w:t>
+        <w:t xml:space="preserve"> PortalPet </w:t>
       </w:r>
       <w:r>
         <w:t>아이콘을</w:t>
@@ -1933,11 +2094,9 @@
       <w:r>
         <w:t>"</w:t>
       </w:r>
-      <w:proofErr w:type="spellStart"/>
       <w:r>
         <w:t>를</w:t>
       </w:r>
-      <w:proofErr w:type="spellEnd"/>
       <w:r>
         <w:t xml:space="preserve"> </w:t>
       </w:r>
@@ -2042,11 +2201,9 @@
       <w:r>
         <w:t>"</w:t>
       </w:r>
-      <w:proofErr w:type="spellStart"/>
       <w:r>
         <w:t>를</w:t>
       </w:r>
-      <w:proofErr w:type="spellEnd"/>
       <w:r>
         <w:t xml:space="preserve"> </w:t>
       </w:r>
@@ -2062,11 +2219,9 @@
       <w:r>
         <w:t xml:space="preserve"> </w:t>
       </w:r>
-      <w:proofErr w:type="spellStart"/>
       <w:r>
         <w:t>내려받습니다</w:t>
       </w:r>
-      <w:proofErr w:type="spellEnd"/>
       <w:r>
         <w:t>.</w:t>
       </w:r>
@@ -2098,11 +2253,9 @@
       <w:r>
         <w:t xml:space="preserve"> </w:t>
       </w:r>
-      <w:proofErr w:type="spellStart"/>
       <w:r>
         <w:t>재시작하여</w:t>
       </w:r>
-      <w:proofErr w:type="spellEnd"/>
       <w:r>
         <w:t xml:space="preserve"> </w:t>
       </w:r>
@@ -2112,11 +2265,9 @@
       <w:r>
         <w:t>"</w:t>
       </w:r>
-      <w:proofErr w:type="spellStart"/>
       <w:r>
         <w:t>를</w:t>
       </w:r>
-      <w:proofErr w:type="spellEnd"/>
       <w:r>
         <w:t xml:space="preserve"> </w:t>
       </w:r>
@@ -2144,11 +2295,9 @@
       <w:r>
         <w:t>"</w:t>
       </w:r>
-      <w:proofErr w:type="spellStart"/>
       <w:r>
         <w:t>를</w:t>
       </w:r>
-      <w:proofErr w:type="spellEnd"/>
       <w:r>
         <w:t xml:space="preserve"> </w:t>
       </w:r>
@@ -2303,15 +2452,7 @@
         <w:t>모드</w:t>
       </w:r>
       <w:r>
-        <w:t>(</w:t>
-      </w:r>
-      <w:proofErr w:type="spellStart"/>
-      <w:r>
-        <w:t>npm</w:t>
-      </w:r>
-      <w:proofErr w:type="spellEnd"/>
-      <w:r>
-        <w:t xml:space="preserve"> start)</w:t>
+        <w:t>(npm start)</w:t>
       </w:r>
       <w:r>
         <w:t>로</w:t>
@@ -2759,14 +2900,11 @@
     </w:p>
     <w:p>
       <w:r>
-        <w:rPr>
-          <w:noProof/>
-        </w:rPr>
         <w:drawing>
-          <wp:inline distT="0" distB="0" distL="0" distR="0" wp14:anchorId="1900B451" wp14:editId="4B124CA9">
-            <wp:extent cx="2377440" cy="3217949"/>
-            <wp:effectExtent l="0" t="0" r="0" b="0"/>
-            <wp:docPr id="1" name="Picture 1"/>
+          <wp:inline distT="0" distB="0" distL="0" distR="0" wp14:anchorId="62351486" wp14:editId="2961542A">
+            <wp:extent cx="3705742" cy="4286848"/>
+            <wp:effectExtent l="0" t="0" r="9525" b="0"/>
+            <wp:docPr id="1" name="그림 1"/>
             <wp:cNvGraphicFramePr>
               <a:graphicFrameLocks xmlns:a="http://schemas.openxmlformats.org/drawingml/2006/main" noChangeAspect="1"/>
             </wp:cNvGraphicFramePr>
@@ -2774,7 +2912,7 @@
               <a:graphicData uri="http://schemas.openxmlformats.org/drawingml/2006/picture">
                 <pic:pic xmlns:pic="http://schemas.openxmlformats.org/drawingml/2006/picture">
                   <pic:nvPicPr>
-                    <pic:cNvPr id="0" name="shot_panel.png"/>
+                    <pic:cNvPr id="1" name=""/>
                     <pic:cNvPicPr/>
                   </pic:nvPicPr>
                   <pic:blipFill>
@@ -2786,7 +2924,7 @@
                   <pic:spPr>
                     <a:xfrm>
                       <a:off x="0" y="0"/>
-                      <a:ext cx="2377440" cy="3217949"/>
+                      <a:ext cx="3705742" cy="4286848"/>
                     </a:xfrm>
                     <a:prstGeom prst="rect">
                       <a:avLst/>
@@ -2896,14 +3034,12 @@
             </w:tcMar>
           </w:tcPr>
           <w:p>
-            <w:proofErr w:type="spellStart"/>
             <w:r>
               <w:rPr>
                 <w:color w:val="000000"/>
               </w:rPr>
               <w:t>업무포털</w:t>
             </w:r>
-            <w:proofErr w:type="spellEnd"/>
             <w:r>
               <w:rPr>
                 <w:color w:val="000000"/>
@@ -2929,14 +3065,12 @@
             </w:tcMar>
           </w:tcPr>
           <w:p>
-            <w:proofErr w:type="spellStart"/>
             <w:r>
               <w:rPr>
                 <w:color w:val="000000"/>
               </w:rPr>
               <w:t>업무포털</w:t>
             </w:r>
-            <w:proofErr w:type="spellEnd"/>
             <w:r>
               <w:rPr>
                 <w:color w:val="000000"/>
@@ -3003,14 +3137,12 @@
               </w:rPr>
               <w:t xml:space="preserve"> </w:t>
             </w:r>
-            <w:proofErr w:type="spellStart"/>
             <w:r>
               <w:rPr>
                 <w:color w:val="000000"/>
               </w:rPr>
               <w:t>새로고침</w:t>
             </w:r>
-            <w:proofErr w:type="spellEnd"/>
             <w:r>
               <w:rPr>
                 <w:color w:val="000000"/>
@@ -3128,7 +3260,6 @@
             </w:tcMar>
           </w:tcPr>
           <w:p>
-            <w:proofErr w:type="spellStart"/>
             <w:proofErr w:type="gramStart"/>
             <w:r>
               <w:rPr>
@@ -3136,7 +3267,6 @@
               </w:rPr>
               <w:t>나이스</w:t>
             </w:r>
-            <w:proofErr w:type="spellEnd"/>
             <w:r>
               <w:rPr>
                 <w:color w:val="000000"/>
@@ -3198,14 +3328,12 @@
               </w:rPr>
               <w:t xml:space="preserve"> / </w:t>
             </w:r>
-            <w:proofErr w:type="spellStart"/>
             <w:r>
               <w:rPr>
                 <w:color w:val="000000"/>
               </w:rPr>
               <w:t>나이스</w:t>
             </w:r>
-            <w:proofErr w:type="spellEnd"/>
             <w:r>
               <w:rPr>
                 <w:color w:val="000000"/>
@@ -3224,14 +3352,12 @@
               </w:rPr>
               <w:t xml:space="preserve"> / </w:t>
             </w:r>
-            <w:proofErr w:type="spellStart"/>
             <w:r>
               <w:rPr>
                 <w:color w:val="000000"/>
               </w:rPr>
               <w:t>출결관리</w:t>
             </w:r>
-            <w:proofErr w:type="spellEnd"/>
             <w:r>
               <w:rPr>
                 <w:color w:val="000000"/>
@@ -3269,14 +3395,12 @@
             </w:tcMar>
           </w:tcPr>
           <w:p>
-            <w:proofErr w:type="spellStart"/>
             <w:r>
               <w:rPr>
                 <w:color w:val="000000"/>
               </w:rPr>
               <w:t>나이스</w:t>
             </w:r>
-            <w:proofErr w:type="spellEnd"/>
             <w:r>
               <w:rPr>
                 <w:color w:val="000000"/>
@@ -3391,14 +3515,12 @@
               </w:rPr>
               <w:t xml:space="preserve">, </w:t>
             </w:r>
-            <w:proofErr w:type="spellStart"/>
             <w:r>
               <w:rPr>
                 <w:color w:val="000000"/>
               </w:rPr>
               <w:t>출결관리</w:t>
             </w:r>
-            <w:proofErr w:type="spellEnd"/>
             <w:r>
               <w:rPr>
                 <w:color w:val="000000"/>
@@ -3477,14 +3599,12 @@
               </w:rPr>
               <w:t>. "</w:t>
             </w:r>
-            <w:proofErr w:type="spellStart"/>
             <w:r>
               <w:rPr>
                 <w:color w:val="000000"/>
               </w:rPr>
               <w:t>나이스</w:t>
             </w:r>
-            <w:proofErr w:type="spellEnd"/>
             <w:r>
               <w:rPr>
                 <w:color w:val="000000"/>
@@ -3575,14 +3695,12 @@
               </w:rPr>
               <w:t>. "</w:t>
             </w:r>
-            <w:proofErr w:type="spellStart"/>
             <w:r>
               <w:rPr>
                 <w:color w:val="000000"/>
               </w:rPr>
               <w:t>출결관리</w:t>
             </w:r>
-            <w:proofErr w:type="spellEnd"/>
             <w:r>
               <w:rPr>
                 <w:color w:val="000000"/>
@@ -3625,14 +3743,12 @@
               </w:rPr>
               <w:t xml:space="preserve"> "</w:t>
             </w:r>
-            <w:proofErr w:type="spellStart"/>
             <w:r>
               <w:rPr>
                 <w:color w:val="000000"/>
               </w:rPr>
               <w:t>나이스</w:t>
             </w:r>
-            <w:proofErr w:type="spellEnd"/>
             <w:r>
               <w:rPr>
                 <w:color w:val="000000"/>
@@ -3756,7 +3872,6 @@
               </w:rPr>
               <w:t>K-</w:t>
             </w:r>
-            <w:proofErr w:type="spellStart"/>
             <w:proofErr w:type="gramStart"/>
             <w:r>
               <w:rPr>
@@ -3764,7 +3879,6 @@
               </w:rPr>
               <w:t>에듀파인</w:t>
             </w:r>
-            <w:proofErr w:type="spellEnd"/>
             <w:r>
               <w:rPr>
                 <w:color w:val="000000"/>
@@ -3778,14 +3892,12 @@
               </w:rPr>
               <w:t xml:space="preserve"> </w:t>
             </w:r>
-            <w:proofErr w:type="spellStart"/>
             <w:r>
               <w:rPr>
                 <w:color w:val="000000"/>
               </w:rPr>
               <w:t>기안문</w:t>
             </w:r>
-            <w:proofErr w:type="spellEnd"/>
             <w:r>
               <w:rPr>
                 <w:color w:val="000000"/>
@@ -3865,14 +3977,12 @@
               </w:rPr>
               <w:t>K-</w:t>
             </w:r>
-            <w:proofErr w:type="spellStart"/>
             <w:r>
               <w:rPr>
                 <w:color w:val="000000"/>
               </w:rPr>
               <w:t>에듀파인</w:t>
             </w:r>
-            <w:proofErr w:type="spellEnd"/>
             <w:r>
               <w:rPr>
                 <w:color w:val="000000"/>
@@ -3903,14 +4013,12 @@
               </w:rPr>
               <w:t>(</w:t>
             </w:r>
-            <w:proofErr w:type="spellStart"/>
             <w:r>
               <w:rPr>
                 <w:color w:val="000000"/>
               </w:rPr>
               <w:t>기안문</w:t>
             </w:r>
-            <w:proofErr w:type="spellEnd"/>
             <w:r>
               <w:rPr>
                 <w:color w:val="000000"/>
@@ -4080,6 +4188,7 @@
               <w:rPr>
                 <w:color w:val="000000"/>
               </w:rPr>
+              <w:lastRenderedPageBreak/>
               <w:t>G-</w:t>
             </w:r>
             <w:proofErr w:type="gramStart"/>
@@ -4132,14 +4241,12 @@
               </w:rPr>
               <w:t xml:space="preserve"> / </w:t>
             </w:r>
-            <w:proofErr w:type="spellStart"/>
             <w:r>
               <w:rPr>
                 <w:color w:val="000000"/>
               </w:rPr>
               <w:t>교데통</w:t>
             </w:r>
-            <w:proofErr w:type="spellEnd"/>
           </w:p>
         </w:tc>
         <w:tc>
@@ -4153,14 +4260,12 @@
             </w:tcMar>
           </w:tcPr>
           <w:p>
-            <w:proofErr w:type="spellStart"/>
             <w:r>
               <w:rPr>
                 <w:color w:val="000000"/>
               </w:rPr>
               <w:t>업무협업</w:t>
             </w:r>
-            <w:proofErr w:type="spellEnd"/>
             <w:r>
               <w:rPr>
                 <w:color w:val="000000"/>
@@ -4239,14 +4344,12 @@
               </w:rPr>
               <w:t>. "</w:t>
             </w:r>
-            <w:proofErr w:type="spellStart"/>
             <w:r>
               <w:rPr>
                 <w:color w:val="000000"/>
               </w:rPr>
               <w:t>교데통</w:t>
             </w:r>
-            <w:proofErr w:type="spellEnd"/>
             <w:r>
               <w:rPr>
                 <w:color w:val="000000"/>
@@ -4265,14 +4368,12 @@
               </w:rPr>
               <w:t xml:space="preserve"> </w:t>
             </w:r>
-            <w:proofErr w:type="spellStart"/>
             <w:r>
               <w:rPr>
                 <w:color w:val="000000"/>
               </w:rPr>
               <w:t>교육데이터포털의</w:t>
             </w:r>
-            <w:proofErr w:type="spellEnd"/>
             <w:r>
               <w:rPr>
                 <w:color w:val="000000"/>
@@ -4372,12 +4473,10 @@
             <w:tcW w:w="2600" w:type="dxa"/>
           </w:tcPr>
           <w:p>
-            <w:proofErr w:type="spellStart"/>
             <w:proofErr w:type="gramStart"/>
             <w:r>
               <w:t>교직원홈</w:t>
             </w:r>
-            <w:proofErr w:type="spellEnd"/>
             <w:r>
               <w:t xml:space="preserve"> /</w:t>
             </w:r>
@@ -4397,11 +4496,9 @@
             <w:r>
               <w:t xml:space="preserve"> / </w:t>
             </w:r>
-            <w:proofErr w:type="spellStart"/>
             <w:r>
               <w:t>하이코칭</w:t>
             </w:r>
-            <w:proofErr w:type="spellEnd"/>
           </w:p>
         </w:tc>
         <w:tc>
@@ -4409,27 +4506,21 @@
             <w:tcW w:w="6800" w:type="dxa"/>
           </w:tcPr>
           <w:p>
-            <w:proofErr w:type="spellStart"/>
             <w:r>
               <w:t>나이스</w:t>
             </w:r>
-            <w:proofErr w:type="spellEnd"/>
             <w:r>
               <w:t>·K-</w:t>
             </w:r>
-            <w:proofErr w:type="spellStart"/>
             <w:r>
               <w:t>에듀파인</w:t>
             </w:r>
-            <w:proofErr w:type="spellEnd"/>
             <w:r>
               <w:t>·G-ONE·</w:t>
             </w:r>
-            <w:proofErr w:type="spellStart"/>
             <w:r>
               <w:t>교데통과는</w:t>
             </w:r>
-            <w:proofErr w:type="spellEnd"/>
             <w:r>
               <w:t xml:space="preserve"> </w:t>
             </w:r>
@@ -4524,7 +4615,6 @@
           <w:iCs/>
           <w:color w:val="5A5A5A"/>
         </w:rPr>
-        <w:lastRenderedPageBreak/>
         <w:t>버튼을</w:t>
       </w:r>
       <w:r>
@@ -4711,7 +4801,6 @@
         </w:rPr>
         <w:t xml:space="preserve"> </w:t>
       </w:r>
-      <w:proofErr w:type="spellStart"/>
       <w:r>
         <w:rPr>
           <w:i/>
@@ -4720,7 +4809,6 @@
         </w:rPr>
         <w:t>로그인된</w:t>
       </w:r>
-      <w:proofErr w:type="spellEnd"/>
       <w:r>
         <w:rPr>
           <w:i/>
@@ -4897,27 +4985,21 @@
       <w:r>
         <w:t xml:space="preserve"> </w:t>
       </w:r>
-      <w:proofErr w:type="spellStart"/>
       <w:r>
         <w:t>나이스</w:t>
       </w:r>
-      <w:proofErr w:type="spellEnd"/>
       <w:r>
         <w:t xml:space="preserve"> · K-</w:t>
       </w:r>
-      <w:proofErr w:type="spellStart"/>
       <w:r>
         <w:t>에듀파인</w:t>
       </w:r>
-      <w:proofErr w:type="spellEnd"/>
       <w:r>
         <w:t xml:space="preserve"> · </w:t>
       </w:r>
-      <w:proofErr w:type="spellStart"/>
       <w:r>
         <w:t>교데통의</w:t>
       </w:r>
-      <w:proofErr w:type="spellEnd"/>
       <w:r>
         <w:t xml:space="preserve"> </w:t>
       </w:r>
@@ -5058,11 +5140,9 @@
       <w:r>
         <w:t>"</w:t>
       </w:r>
-      <w:proofErr w:type="spellStart"/>
       <w:r>
         <w:t>업무포털</w:t>
       </w:r>
-      <w:proofErr w:type="spellEnd"/>
       <w:r>
         <w:t xml:space="preserve"> </w:t>
       </w:r>
@@ -5084,11 +5164,9 @@
       <w:r>
         <w:t xml:space="preserve"> </w:t>
       </w:r>
-      <w:proofErr w:type="spellStart"/>
       <w:r>
         <w:t>새로고침</w:t>
       </w:r>
-      <w:proofErr w:type="spellEnd"/>
       <w:r>
         <w:t xml:space="preserve">(⟳) </w:t>
       </w:r>
@@ -5398,14 +5476,11 @@
     </w:p>
     <w:p>
       <w:r>
-        <w:rPr>
-          <w:noProof/>
-        </w:rPr>
         <w:drawing>
-          <wp:inline distT="0" distB="0" distL="0" distR="0" wp14:anchorId="02F62C68" wp14:editId="3912323A">
-            <wp:extent cx="2743200" cy="6527146"/>
+          <wp:inline distT="0" distB="0" distL="0" distR="0" wp14:anchorId="1D348F08" wp14:editId="057ABAF6">
+            <wp:extent cx="2654680" cy="3876675"/>
             <wp:effectExtent l="0" t="0" r="0" b="0"/>
-            <wp:docPr id="2" name="Picture 2"/>
+            <wp:docPr id="7" name="그림 7"/>
             <wp:cNvGraphicFramePr>
               <a:graphicFrameLocks xmlns:a="http://schemas.openxmlformats.org/drawingml/2006/main" noChangeAspect="1"/>
             </wp:cNvGraphicFramePr>
@@ -5413,7 +5488,7 @@
               <a:graphicData uri="http://schemas.openxmlformats.org/drawingml/2006/picture">
                 <pic:pic xmlns:pic="http://schemas.openxmlformats.org/drawingml/2006/picture">
                   <pic:nvPicPr>
-                    <pic:cNvPr id="0" name="shot_setup_1.png"/>
+                    <pic:cNvPr id="1" name=""/>
                     <pic:cNvPicPr/>
                   </pic:nvPicPr>
                   <pic:blipFill>
@@ -5425,7 +5500,7 @@
                   <pic:spPr>
                     <a:xfrm>
                       <a:off x="0" y="0"/>
-                      <a:ext cx="2743200" cy="6527146"/>
+                      <a:ext cx="2662301" cy="3887804"/>
                     </a:xfrm>
                     <a:prstGeom prst="rect">
                       <a:avLst/>
@@ -5439,13 +5514,16 @@
       </w:r>
       <w:r>
         <w:rPr>
-          <w:noProof/>
-        </w:rPr>
+          <w:rFonts w:hint="eastAsia"/>
+        </w:rPr>
+        <w:t xml:space="preserve">  </w:t>
+      </w:r>
+      <w:r>
         <w:drawing>
-          <wp:inline distT="0" distB="0" distL="0" distR="0" wp14:anchorId="72C626C5" wp14:editId="36CA4EF9">
-            <wp:extent cx="2743200" cy="6527146"/>
-            <wp:effectExtent l="0" t="0" r="0" b="0"/>
-            <wp:docPr id="3" name="Picture 3"/>
+          <wp:inline distT="0" distB="0" distL="0" distR="0" wp14:anchorId="7EC18F75" wp14:editId="25D89325">
+            <wp:extent cx="2638425" cy="3856355"/>
+            <wp:effectExtent l="0" t="0" r="9525" b="0"/>
+            <wp:docPr id="8" name="그림 8"/>
             <wp:cNvGraphicFramePr>
               <a:graphicFrameLocks xmlns:a="http://schemas.openxmlformats.org/drawingml/2006/main" noChangeAspect="1"/>
             </wp:cNvGraphicFramePr>
@@ -5453,7 +5531,7 @@
               <a:graphicData uri="http://schemas.openxmlformats.org/drawingml/2006/picture">
                 <pic:pic xmlns:pic="http://schemas.openxmlformats.org/drawingml/2006/picture">
                   <pic:nvPicPr>
-                    <pic:cNvPr id="0" name="shot_setup_2.png"/>
+                    <pic:cNvPr id="1" name=""/>
                     <pic:cNvPicPr/>
                   </pic:nvPicPr>
                   <pic:blipFill>
@@ -5465,7 +5543,147 @@
                   <pic:spPr>
                     <a:xfrm>
                       <a:off x="0" y="0"/>
-                      <a:ext cx="2743200" cy="6527146"/>
+                      <a:ext cx="2647971" cy="3870308"/>
+                    </a:xfrm>
+                    <a:prstGeom prst="rect">
+                      <a:avLst/>
+                    </a:prstGeom>
+                  </pic:spPr>
+                </pic:pic>
+              </a:graphicData>
+            </a:graphic>
+          </wp:inline>
+        </w:drawing>
+      </w:r>
+    </w:p>
+    <w:p/>
+    <w:p>
+      <w:r>
+        <w:drawing>
+          <wp:inline distT="0" distB="0" distL="0" distR="0" wp14:anchorId="0ACBF749" wp14:editId="0D49C0C4">
+            <wp:extent cx="2654300" cy="3629934"/>
+            <wp:effectExtent l="0" t="0" r="0" b="8890"/>
+            <wp:docPr id="9" name="그림 9"/>
+            <wp:cNvGraphicFramePr>
+              <a:graphicFrameLocks xmlns:a="http://schemas.openxmlformats.org/drawingml/2006/main" noChangeAspect="1"/>
+            </wp:cNvGraphicFramePr>
+            <a:graphic xmlns:a="http://schemas.openxmlformats.org/drawingml/2006/main">
+              <a:graphicData uri="http://schemas.openxmlformats.org/drawingml/2006/picture">
+                <pic:pic xmlns:pic="http://schemas.openxmlformats.org/drawingml/2006/picture">
+                  <pic:nvPicPr>
+                    <pic:cNvPr id="1" name=""/>
+                    <pic:cNvPicPr/>
+                  </pic:nvPicPr>
+                  <pic:blipFill>
+                    <a:blip r:embed="rId13"/>
+                    <a:stretch>
+                      <a:fillRect/>
+                    </a:stretch>
+                  </pic:blipFill>
+                  <pic:spPr>
+                    <a:xfrm>
+                      <a:off x="0" y="0"/>
+                      <a:ext cx="2662046" cy="3640528"/>
+                    </a:xfrm>
+                    <a:prstGeom prst="rect">
+                      <a:avLst/>
+                    </a:prstGeom>
+                  </pic:spPr>
+                </pic:pic>
+              </a:graphicData>
+            </a:graphic>
+          </wp:inline>
+        </w:drawing>
+      </w:r>
+      <w:r>
+        <w:rPr>
+          <w:rFonts w:hint="eastAsia"/>
+        </w:rPr>
+        <w:t xml:space="preserve">  </w:t>
+      </w:r>
+      <w:r>
+        <w:drawing>
+          <wp:inline distT="0" distB="0" distL="0" distR="0" wp14:anchorId="1813B8C9" wp14:editId="1F96F384">
+            <wp:extent cx="2609850" cy="3639491"/>
+            <wp:effectExtent l="0" t="0" r="0" b="0"/>
+            <wp:docPr id="10" name="그림 10"/>
+            <wp:cNvGraphicFramePr>
+              <a:graphicFrameLocks xmlns:a="http://schemas.openxmlformats.org/drawingml/2006/main" noChangeAspect="1"/>
+            </wp:cNvGraphicFramePr>
+            <a:graphic xmlns:a="http://schemas.openxmlformats.org/drawingml/2006/main">
+              <a:graphicData uri="http://schemas.openxmlformats.org/drawingml/2006/picture">
+                <pic:pic xmlns:pic="http://schemas.openxmlformats.org/drawingml/2006/picture">
+                  <pic:nvPicPr>
+                    <pic:cNvPr id="1" name=""/>
+                    <pic:cNvPicPr/>
+                  </pic:nvPicPr>
+                  <pic:blipFill>
+                    <a:blip r:embed="rId14"/>
+                    <a:stretch>
+                      <a:fillRect/>
+                    </a:stretch>
+                  </pic:blipFill>
+                  <pic:spPr>
+                    <a:xfrm>
+                      <a:off x="0" y="0"/>
+                      <a:ext cx="2621819" cy="3656182"/>
+                    </a:xfrm>
+                    <a:prstGeom prst="rect">
+                      <a:avLst/>
+                    </a:prstGeom>
+                  </pic:spPr>
+                </pic:pic>
+              </a:graphicData>
+            </a:graphic>
+          </wp:inline>
+        </w:drawing>
+      </w:r>
+    </w:p>
+    <w:p/>
+    <w:p>
+      <w:pPr>
+        <w:widowControl/>
+        <w:wordWrap/>
+        <w:autoSpaceDE/>
+        <w:autoSpaceDN/>
+      </w:pPr>
+      <w:r>
+        <w:br w:type="page"/>
+      </w:r>
+    </w:p>
+    <w:p>
+      <w:pPr>
+        <w:rPr>
+          <w:rFonts w:hint="eastAsia"/>
+        </w:rPr>
+      </w:pPr>
+      <w:r>
+        <w:lastRenderedPageBreak/>
+        <w:drawing>
+          <wp:inline distT="0" distB="0" distL="0" distR="0" wp14:anchorId="2091BE8D" wp14:editId="5718890E">
+            <wp:extent cx="2804642" cy="3695700"/>
+            <wp:effectExtent l="0" t="0" r="0" b="0"/>
+            <wp:docPr id="11" name="그림 11"/>
+            <wp:cNvGraphicFramePr>
+              <a:graphicFrameLocks xmlns:a="http://schemas.openxmlformats.org/drawingml/2006/main" noChangeAspect="1"/>
+            </wp:cNvGraphicFramePr>
+            <a:graphic xmlns:a="http://schemas.openxmlformats.org/drawingml/2006/main">
+              <a:graphicData uri="http://schemas.openxmlformats.org/drawingml/2006/picture">
+                <pic:pic xmlns:pic="http://schemas.openxmlformats.org/drawingml/2006/picture">
+                  <pic:nvPicPr>
+                    <pic:cNvPr id="1" name=""/>
+                    <pic:cNvPicPr/>
+                  </pic:nvPicPr>
+                  <pic:blipFill>
+                    <a:blip r:embed="rId15"/>
+                    <a:stretch>
+                      <a:fillRect/>
+                    </a:stretch>
+                  </pic:blipFill>
+                  <pic:spPr>
+                    <a:xfrm>
+                      <a:off x="0" y="0"/>
+                      <a:ext cx="2807328" cy="3699240"/>
                     </a:xfrm>
                     <a:prstGeom prst="rect">
                       <a:avLst/>
@@ -5872,11 +6090,9 @@
             <w:r>
               <w:t xml:space="preserve"> </w:t>
             </w:r>
-            <w:proofErr w:type="spellStart"/>
             <w:r>
               <w:t>로그인됨</w:t>
             </w:r>
-            <w:proofErr w:type="spellEnd"/>
             <w:r>
               <w:t>. "</w:t>
             </w:r>
@@ -6014,7 +6230,6 @@
               <w:t xml:space="preserve"> </w:t>
             </w:r>
             <w:r>
-              <w:lastRenderedPageBreak/>
               <w:t>입력해야</w:t>
             </w:r>
             <w:r>
@@ -6036,7 +6251,6 @@
           </w:tcPr>
           <w:p>
             <w:r>
-              <w:lastRenderedPageBreak/>
               <w:t>브라우저</w:t>
             </w:r>
           </w:p>
@@ -6146,13 +6360,8 @@
             <w:tcW w:w="6800" w:type="dxa"/>
           </w:tcPr>
           <w:p>
-            <w:proofErr w:type="spellStart"/>
-            <w:r>
-              <w:t>PortalPet</w:t>
-            </w:r>
-            <w:proofErr w:type="spellEnd"/>
-            <w:r>
-              <w:t xml:space="preserve"> </w:t>
+            <w:r>
+              <w:t xml:space="preserve">PortalPet </w:t>
             </w:r>
             <w:r>
               <w:t>전용</w:t>
@@ -6331,11 +6540,9 @@
             <w:tcW w:w="2600" w:type="dxa"/>
           </w:tcPr>
           <w:p>
-            <w:proofErr w:type="spellStart"/>
             <w:r>
               <w:t>나이스</w:t>
             </w:r>
-            <w:proofErr w:type="spellEnd"/>
             <w:r>
               <w:t xml:space="preserve"> </w:t>
             </w:r>
@@ -6349,11 +6556,9 @@
             <w:tcW w:w="6800" w:type="dxa"/>
           </w:tcPr>
           <w:p>
-            <w:proofErr w:type="spellStart"/>
             <w:r>
               <w:t>출결관리</w:t>
             </w:r>
-            <w:proofErr w:type="spellEnd"/>
             <w:r>
               <w:t xml:space="preserve"> </w:t>
             </w:r>
@@ -6369,11 +6574,9 @@
             <w:r>
               <w:t xml:space="preserve"> </w:t>
             </w:r>
-            <w:proofErr w:type="spellStart"/>
             <w:r>
               <w:t>나이스</w:t>
             </w:r>
-            <w:proofErr w:type="spellEnd"/>
             <w:r>
               <w:t xml:space="preserve"> </w:t>
             </w:r>
@@ -6538,11 +6741,9 @@
             <w:r>
               <w:t xml:space="preserve">: </w:t>
             </w:r>
-            <w:proofErr w:type="spellStart"/>
             <w:r>
               <w:t>동아리담임</w:t>
             </w:r>
-            <w:proofErr w:type="spellEnd"/>
             <w:r>
               <w:t>)</w:t>
             </w:r>
@@ -6558,11 +6759,9 @@
             <w:r>
               <w:t>"</w:t>
             </w:r>
-            <w:proofErr w:type="spellStart"/>
             <w:r>
               <w:t>으로</w:t>
             </w:r>
-            <w:proofErr w:type="spellEnd"/>
             <w:r>
               <w:t xml:space="preserve"> </w:t>
             </w:r>
@@ -6621,12 +6820,10 @@
             <w:tcW w:w="6800" w:type="dxa"/>
           </w:tcPr>
           <w:p>
-            <w:proofErr w:type="spellStart"/>
             <w:proofErr w:type="gramStart"/>
             <w:r>
               <w:t>나이스</w:t>
             </w:r>
-            <w:proofErr w:type="spellEnd"/>
             <w:r>
               <w:t xml:space="preserve"> /</w:t>
             </w:r>
@@ -6634,11 +6831,9 @@
             <w:r>
               <w:t xml:space="preserve"> K-</w:t>
             </w:r>
-            <w:proofErr w:type="spellStart"/>
             <w:r>
               <w:t>에듀파인</w:t>
             </w:r>
-            <w:proofErr w:type="spellEnd"/>
             <w:r>
               <w:t xml:space="preserve"> / G-ONE / </w:t>
             </w:r>
@@ -6941,11 +7136,10 @@
             <w:tcW w:w="2600" w:type="dxa"/>
           </w:tcPr>
           <w:p>
-            <w:proofErr w:type="spellStart"/>
-            <w:r>
+            <w:r>
+              <w:lastRenderedPageBreak/>
               <w:t>나이스</w:t>
             </w:r>
-            <w:proofErr w:type="spellEnd"/>
             <w:r>
               <w:t xml:space="preserve"> </w:t>
             </w:r>
@@ -7036,11 +7230,9 @@
             <w:r>
               <w:t xml:space="preserve"> </w:t>
             </w:r>
-            <w:proofErr w:type="spellStart"/>
             <w:r>
               <w:t>나이스</w:t>
             </w:r>
-            <w:proofErr w:type="spellEnd"/>
             <w:r>
               <w:t xml:space="preserve"> </w:t>
             </w:r>
@@ -7086,11 +7278,9 @@
             <w:r>
               <w:t xml:space="preserve">)") · </w:t>
             </w:r>
-            <w:proofErr w:type="spellStart"/>
             <w:r>
               <w:t>교데통</w:t>
             </w:r>
-            <w:proofErr w:type="spellEnd"/>
             <w:r>
               <w:t>("</w:t>
             </w:r>
@@ -7569,21 +7759,258 @@
       <w:tr>
         <w:tc>
           <w:tcPr>
-            <w:tcW w:type="dxa" w:w="2600"/>
+            <w:tcW w:w="2600" w:type="dxa"/>
           </w:tcPr>
           <w:p>
             <w:r>
-              <w:t>공지 팝업 자동 닫기</w:t>
+              <w:t>공지</w:t>
+            </w:r>
+            <w:r>
+              <w:t xml:space="preserve"> </w:t>
+            </w:r>
+            <w:r>
+              <w:t>팝업</w:t>
+            </w:r>
+            <w:r>
+              <w:t xml:space="preserve"> </w:t>
+            </w:r>
+            <w:r>
+              <w:t>자동</w:t>
+            </w:r>
+            <w:r>
+              <w:t xml:space="preserve"> </w:t>
+            </w:r>
+            <w:r>
+              <w:t>닫기</w:t>
             </w:r>
           </w:p>
         </w:tc>
         <w:tc>
           <w:tcPr>
-            <w:tcW w:type="dxa" w:w="6800"/>
+            <w:tcW w:w="6800" w:type="dxa"/>
           </w:tcPr>
           <w:p>
             <w:r>
-              <w:t>나이스·K-에듀파인 등에서 뜨는 공지·안내 팝업을 자동으로 감지해 닫아줍니다(기본 켜짐). 일부 화면(예: 게시판 첨부파일 다운로드 창)에서 이 기능이 오작동해 다운로드가 안 되는 것으로 의심되면 꺼서 확인해 보세요 - 끄면 팝업이 떠도 직접 닫아야 합니다.</w:t>
+              <w:t>나이스</w:t>
+            </w:r>
+            <w:r>
+              <w:t>·K-</w:t>
+            </w:r>
+            <w:r>
+              <w:t>에듀파인</w:t>
+            </w:r>
+            <w:r>
+              <w:t xml:space="preserve"> </w:t>
+            </w:r>
+            <w:r>
+              <w:t>등에서</w:t>
+            </w:r>
+            <w:r>
+              <w:t xml:space="preserve"> </w:t>
+            </w:r>
+            <w:r>
+              <w:t>뜨는</w:t>
+            </w:r>
+            <w:r>
+              <w:t xml:space="preserve"> </w:t>
+            </w:r>
+            <w:r>
+              <w:t>공지</w:t>
+            </w:r>
+            <w:r>
+              <w:t>·</w:t>
+            </w:r>
+            <w:r>
+              <w:t>안내</w:t>
+            </w:r>
+            <w:r>
+              <w:t xml:space="preserve"> </w:t>
+            </w:r>
+            <w:r>
+              <w:t>팝업을</w:t>
+            </w:r>
+            <w:r>
+              <w:t xml:space="preserve"> </w:t>
+            </w:r>
+            <w:r>
+              <w:t>자동으로</w:t>
+            </w:r>
+            <w:r>
+              <w:t xml:space="preserve"> </w:t>
+            </w:r>
+            <w:r>
+              <w:t>감지해</w:t>
+            </w:r>
+            <w:r>
+              <w:t xml:space="preserve"> </w:t>
+            </w:r>
+            <w:r>
+              <w:t>닫아줍니다</w:t>
+            </w:r>
+            <w:r>
+              <w:t>(</w:t>
+            </w:r>
+            <w:r>
+              <w:t>기본</w:t>
+            </w:r>
+            <w:r>
+              <w:t xml:space="preserve"> </w:t>
+            </w:r>
+            <w:r>
+              <w:t>켜짐</w:t>
+            </w:r>
+            <w:r>
+              <w:t xml:space="preserve">). </w:t>
+            </w:r>
+            <w:r>
+              <w:t>일부</w:t>
+            </w:r>
+            <w:r>
+              <w:t xml:space="preserve"> </w:t>
+            </w:r>
+            <w:r>
+              <w:t>화면</w:t>
+            </w:r>
+            <w:r>
+              <w:t>(</w:t>
+            </w:r>
+            <w:r>
+              <w:t>예</w:t>
+            </w:r>
+            <w:r>
+              <w:t xml:space="preserve">: </w:t>
+            </w:r>
+            <w:r>
+              <w:t>게시판</w:t>
+            </w:r>
+            <w:r>
+              <w:t xml:space="preserve"> </w:t>
+            </w:r>
+            <w:r>
+              <w:t>첨부파일</w:t>
+            </w:r>
+            <w:r>
+              <w:t xml:space="preserve"> </w:t>
+            </w:r>
+            <w:r>
+              <w:t>다운로드</w:t>
+            </w:r>
+            <w:r>
+              <w:t xml:space="preserve"> </w:t>
+            </w:r>
+            <w:r>
+              <w:t>창</w:t>
+            </w:r>
+            <w:r>
+              <w:t>)</w:t>
+            </w:r>
+            <w:r>
+              <w:t>에서</w:t>
+            </w:r>
+            <w:r>
+              <w:t xml:space="preserve"> </w:t>
+            </w:r>
+            <w:r>
+              <w:t>이</w:t>
+            </w:r>
+            <w:r>
+              <w:t xml:space="preserve"> </w:t>
+            </w:r>
+            <w:r>
+              <w:t>기능이</w:t>
+            </w:r>
+            <w:r>
+              <w:t xml:space="preserve"> </w:t>
+            </w:r>
+            <w:r>
+              <w:t>오작동해</w:t>
+            </w:r>
+            <w:r>
+              <w:t xml:space="preserve"> </w:t>
+            </w:r>
+            <w:r>
+              <w:t>다운로드가</w:t>
+            </w:r>
+            <w:r>
+              <w:t xml:space="preserve"> </w:t>
+            </w:r>
+            <w:r>
+              <w:t>안</w:t>
+            </w:r>
+            <w:r>
+              <w:t xml:space="preserve"> </w:t>
+            </w:r>
+            <w:r>
+              <w:t>되는</w:t>
+            </w:r>
+            <w:r>
+              <w:t xml:space="preserve"> </w:t>
+            </w:r>
+            <w:r>
+              <w:t>것으로</w:t>
+            </w:r>
+            <w:r>
+              <w:t xml:space="preserve"> </w:t>
+            </w:r>
+            <w:r>
+              <w:t>의심되면</w:t>
+            </w:r>
+            <w:r>
+              <w:t xml:space="preserve"> </w:t>
+            </w:r>
+            <w:r>
+              <w:t>꺼서</w:t>
+            </w:r>
+            <w:r>
+              <w:t xml:space="preserve"> </w:t>
+            </w:r>
+            <w:r>
+              <w:t>확인해</w:t>
+            </w:r>
+            <w:r>
+              <w:t xml:space="preserve"> </w:t>
+            </w:r>
+            <w:r>
+              <w:t>보세요</w:t>
+            </w:r>
+            <w:r>
+              <w:t xml:space="preserve"> - </w:t>
+            </w:r>
+            <w:r>
+              <w:t>끄면</w:t>
+            </w:r>
+            <w:r>
+              <w:t xml:space="preserve"> </w:t>
+            </w:r>
+            <w:r>
+              <w:t>팝업이</w:t>
+            </w:r>
+            <w:r>
+              <w:t xml:space="preserve"> </w:t>
+            </w:r>
+            <w:r>
+              <w:t>떠도</w:t>
+            </w:r>
+            <w:r>
+              <w:t xml:space="preserve"> </w:t>
+            </w:r>
+            <w:r>
+              <w:t>직접</w:t>
+            </w:r>
+            <w:r>
+              <w:t xml:space="preserve"> </w:t>
+            </w:r>
+            <w:r>
+              <w:t>닫아야</w:t>
+            </w:r>
+            <w:r>
+              <w:t xml:space="preserve"> </w:t>
+            </w:r>
+            <w:r>
+              <w:t>합니다</w:t>
+            </w:r>
+            <w:r>
+              <w:t>.</w:t>
             </w:r>
           </w:p>
         </w:tc>
@@ -7638,15 +8065,7 @@
         <w:t>하단의</w:t>
       </w:r>
       <w:r>
-        <w:t xml:space="preserve"> </w:t>
-      </w:r>
-      <w:proofErr w:type="spellStart"/>
-      <w:r>
-        <w:t>PortalPet</w:t>
-      </w:r>
-      <w:proofErr w:type="spellEnd"/>
-      <w:r>
-        <w:t xml:space="preserve"> </w:t>
+        <w:t xml:space="preserve"> PortalPet </w:t>
       </w:r>
       <w:r>
         <w:t>아이콘을</w:t>
@@ -8101,16 +8520,8 @@
               <w:rPr>
                 <w:color w:val="000000"/>
               </w:rPr>
-              <w:t xml:space="preserve"> </w:t>
-            </w:r>
-            <w:proofErr w:type="spellStart"/>
-            <w:r>
-              <w:rPr>
-                <w:color w:val="000000"/>
-              </w:rPr>
-              <w:t>PortalPet</w:t>
-            </w:r>
-            <w:proofErr w:type="spellEnd"/>
+              <w:t xml:space="preserve"> PortalPet</w:t>
+            </w:r>
             <w:r>
               <w:rPr>
                 <w:color w:val="000000"/>
@@ -8359,14 +8770,12 @@
             </w:tcMar>
           </w:tcPr>
           <w:p>
-            <w:proofErr w:type="spellStart"/>
             <w:r>
               <w:rPr>
                 <w:color w:val="000000"/>
               </w:rPr>
               <w:t>PortalPet</w:t>
             </w:r>
-            <w:proofErr w:type="spellEnd"/>
             <w:r>
               <w:rPr>
                 <w:color w:val="000000"/>
@@ -8426,7 +8835,6 @@
         <w:spacing w:before="360" w:after="160"/>
       </w:pPr>
       <w:r>
-        <w:lastRenderedPageBreak/>
         <w:t xml:space="preserve">6. </w:t>
       </w:r>
       <w:r>
@@ -8465,11 +8873,9 @@
       <w:r>
         <w:t xml:space="preserve"> </w:t>
       </w:r>
-      <w:proofErr w:type="spellStart"/>
       <w:r>
         <w:t>띄워요</w:t>
       </w:r>
-      <w:proofErr w:type="spellEnd"/>
     </w:p>
     <w:p>
       <w:pPr>
@@ -8633,11 +9039,9 @@
       <w:r>
         <w:t xml:space="preserve"> </w:t>
       </w:r>
-      <w:proofErr w:type="spellStart"/>
       <w:r>
         <w:t>엣지</w:t>
       </w:r>
-      <w:proofErr w:type="spellEnd"/>
       <w:r>
         <w:t>)</w:t>
       </w:r>
@@ -8799,11 +9203,9 @@
       <w:r>
         <w:t xml:space="preserve"> </w:t>
       </w:r>
-      <w:proofErr w:type="spellStart"/>
       <w:r>
         <w:t>올바른지</w:t>
       </w:r>
-      <w:proofErr w:type="spellEnd"/>
       <w:r>
         <w:t xml:space="preserve"> </w:t>
       </w:r>
@@ -8844,7 +9246,11 @@
         <w:t xml:space="preserve"> </w:t>
       </w:r>
       <w:r>
-        <w:t>로그인하는</w:t>
+        <w:t>로그인</w:t>
+      </w:r>
+      <w:r>
+        <w:lastRenderedPageBreak/>
+        <w:t>하는</w:t>
       </w:r>
       <w:r>
         <w:t xml:space="preserve"> </w:t>
@@ -9121,13 +9527,237 @@
         <w:pStyle w:val="2"/>
       </w:pPr>
       <w:r>
-        <w:t>첨부파일 다운로드가 안 돼요</w:t>
+        <w:t>첨부파일</w:t>
+      </w:r>
+      <w:r>
+        <w:t xml:space="preserve"> </w:t>
+      </w:r>
+      <w:r>
+        <w:t>다운로드가</w:t>
+      </w:r>
+      <w:r>
+        <w:t xml:space="preserve"> </w:t>
+      </w:r>
+      <w:r>
+        <w:t>안</w:t>
+      </w:r>
+      <w:r>
+        <w:t xml:space="preserve"> </w:t>
+      </w:r>
+      <w:r>
+        <w:t>돼요</w:t>
       </w:r>
     </w:p>
     <w:p>
-      <w:pPr/>
-      <w:r>
-        <w:t>설정에서 "공지 팝업 자동 닫기"가 켜져 있으면, 일부 화면(게시판 첨부파일 다운로드 등)이 공지 팝업으로 잘못 인식되어 자동으로 닫히면서 다운로드가 시작되지 않을 수 있습니다. 설정 화면에서 이 옵션을 꺼본 뒤 다시 시도해 주세요.</w:t>
+      <w:r>
+        <w:t>설정에서</w:t>
+      </w:r>
+      <w:r>
+        <w:t xml:space="preserve"> "</w:t>
+      </w:r>
+      <w:r>
+        <w:t>공지</w:t>
+      </w:r>
+      <w:r>
+        <w:t xml:space="preserve"> </w:t>
+      </w:r>
+      <w:r>
+        <w:t>팝업</w:t>
+      </w:r>
+      <w:r>
+        <w:t xml:space="preserve"> </w:t>
+      </w:r>
+      <w:r>
+        <w:t>자동</w:t>
+      </w:r>
+      <w:r>
+        <w:t xml:space="preserve"> </w:t>
+      </w:r>
+      <w:r>
+        <w:t>닫기</w:t>
+      </w:r>
+      <w:r>
+        <w:t>"</w:t>
+      </w:r>
+      <w:r>
+        <w:t>가</w:t>
+      </w:r>
+      <w:r>
+        <w:t xml:space="preserve"> </w:t>
+      </w:r>
+      <w:r>
+        <w:t>켜져</w:t>
+      </w:r>
+      <w:r>
+        <w:t xml:space="preserve"> </w:t>
+      </w:r>
+      <w:r>
+        <w:t>있으면</w:t>
+      </w:r>
+      <w:r>
+        <w:t xml:space="preserve">, </w:t>
+      </w:r>
+      <w:r>
+        <w:t>일부</w:t>
+      </w:r>
+      <w:r>
+        <w:t xml:space="preserve"> </w:t>
+      </w:r>
+      <w:r>
+        <w:t>화면</w:t>
+      </w:r>
+      <w:r>
+        <w:t>(</w:t>
+      </w:r>
+      <w:r>
+        <w:t>게시판</w:t>
+      </w:r>
+      <w:r>
+        <w:t xml:space="preserve"> </w:t>
+      </w:r>
+      <w:r>
+        <w:t>첨부파일</w:t>
+      </w:r>
+      <w:r>
+        <w:t xml:space="preserve"> </w:t>
+      </w:r>
+      <w:r>
+        <w:t>다운로드</w:t>
+      </w:r>
+      <w:r>
+        <w:t xml:space="preserve"> </w:t>
+      </w:r>
+      <w:r>
+        <w:t>등</w:t>
+      </w:r>
+      <w:r>
+        <w:t>)</w:t>
+      </w:r>
+      <w:r>
+        <w:t>이</w:t>
+      </w:r>
+      <w:r>
+        <w:t xml:space="preserve"> </w:t>
+      </w:r>
+      <w:r>
+        <w:t>공지</w:t>
+      </w:r>
+      <w:r>
+        <w:t xml:space="preserve"> </w:t>
+      </w:r>
+      <w:r>
+        <w:t>팝업으로</w:t>
+      </w:r>
+      <w:r>
+        <w:t xml:space="preserve"> </w:t>
+      </w:r>
+      <w:r>
+        <w:t>잘못</w:t>
+      </w:r>
+      <w:r>
+        <w:t xml:space="preserve"> </w:t>
+      </w:r>
+      <w:r>
+        <w:t>인식되어</w:t>
+      </w:r>
+      <w:r>
+        <w:t xml:space="preserve"> </w:t>
+      </w:r>
+      <w:r>
+        <w:t>자동으로</w:t>
+      </w:r>
+      <w:r>
+        <w:t xml:space="preserve"> </w:t>
+      </w:r>
+      <w:r>
+        <w:t>닫히면서</w:t>
+      </w:r>
+      <w:r>
+        <w:t xml:space="preserve"> </w:t>
+      </w:r>
+      <w:r>
+        <w:t>다운로드가</w:t>
+      </w:r>
+      <w:r>
+        <w:t xml:space="preserve"> </w:t>
+      </w:r>
+      <w:r>
+        <w:t>시작되지</w:t>
+      </w:r>
+      <w:r>
+        <w:t xml:space="preserve"> </w:t>
+      </w:r>
+      <w:r>
+        <w:t>않을</w:t>
+      </w:r>
+      <w:r>
+        <w:t xml:space="preserve"> </w:t>
+      </w:r>
+      <w:r>
+        <w:t>수</w:t>
+      </w:r>
+      <w:r>
+        <w:t xml:space="preserve"> </w:t>
+      </w:r>
+      <w:r>
+        <w:t>있습니다</w:t>
+      </w:r>
+      <w:r>
+        <w:t xml:space="preserve">. </w:t>
+      </w:r>
+      <w:r>
+        <w:t>설정</w:t>
+      </w:r>
+      <w:r>
+        <w:t xml:space="preserve"> </w:t>
+      </w:r>
+      <w:r>
+        <w:t>화면에서</w:t>
+      </w:r>
+      <w:r>
+        <w:t xml:space="preserve"> </w:t>
+      </w:r>
+      <w:r>
+        <w:t>이</w:t>
+      </w:r>
+      <w:r>
+        <w:t xml:space="preserve"> </w:t>
+      </w:r>
+      <w:r>
+        <w:t>옵션을</w:t>
+      </w:r>
+      <w:r>
+        <w:t xml:space="preserve"> </w:t>
+      </w:r>
+      <w:r>
+        <w:t>꺼본</w:t>
+      </w:r>
+      <w:r>
+        <w:t xml:space="preserve"> </w:t>
+      </w:r>
+      <w:r>
+        <w:t>뒤</w:t>
+      </w:r>
+      <w:r>
+        <w:t xml:space="preserve"> </w:t>
+      </w:r>
+      <w:r>
+        <w:t>다시</w:t>
+      </w:r>
+      <w:r>
+        <w:t xml:space="preserve"> </w:t>
+      </w:r>
+      <w:r>
+        <w:t>시도해</w:t>
+      </w:r>
+      <w:r>
+        <w:t xml:space="preserve"> </w:t>
+      </w:r>
+      <w:r>
+        <w:t>주세요</w:t>
+      </w:r>
+      <w:r>
+        <w:t>.</w:t>
       </w:r>
     </w:p>
     <w:p>
@@ -9150,11 +9780,9 @@
       <w:r>
         <w:t xml:space="preserve"> </w:t>
       </w:r>
-      <w:proofErr w:type="spellStart"/>
       <w:r>
         <w:t>열려요</w:t>
       </w:r>
-      <w:proofErr w:type="spellEnd"/>
     </w:p>
     <w:p>
       <w:pPr>
@@ -9176,15 +9804,7 @@
         <w:t>에</w:t>
       </w:r>
       <w:r>
-        <w:t xml:space="preserve"> </w:t>
-      </w:r>
-      <w:proofErr w:type="spellStart"/>
-      <w:r>
-        <w:t>Brity</w:t>
-      </w:r>
-      <w:proofErr w:type="spellEnd"/>
-      <w:r>
-        <w:t xml:space="preserve"> </w:t>
+        <w:t xml:space="preserve"> Brity </w:t>
       </w:r>
       <w:r>
         <w:t>메신저</w:t>
